--- a/paper/word/supplementary_material.docx
+++ b/paper/word/supplementary_material.docx
@@ -133,7 +133,7 @@
       <w:r>
         <w:drawing>
           <wp:inline>
-            <wp:extent cx="5576399" cy="3269659"/>
+            <wp:extent cx="5576399" cy="3242234"/>
             <wp:effectExtent b="0" l="0" r="0" t="0"/>
             <wp:docPr descr="" title="" id="21" name="Picture"/>
             <a:graphic>
@@ -154,7 +154,7 @@
                   <pic:spPr bwMode="auto">
                     <a:xfrm>
                       <a:off x="0" y="0"/>
-                      <a:ext cx="5576399" cy="3269659"/>
+                      <a:ext cx="5576399" cy="3242234"/>
                     </a:xfrm>
                     <a:prstGeom prst="rect">
                       <a:avLst/>
@@ -413,7 +413,7 @@
       <w:r>
         <w:drawing>
           <wp:inline>
-            <wp:extent cx="5723999" cy="2390575"/>
+            <wp:extent cx="5723999" cy="2370423"/>
             <wp:effectExtent b="0" l="0" r="0" t="0"/>
             <wp:docPr descr="" title="" id="33" name="Picture"/>
             <a:graphic>
@@ -434,7 +434,7 @@
                   <pic:spPr bwMode="auto">
                     <a:xfrm>
                       <a:off x="0" y="0"/>
-                      <a:ext cx="5723999" cy="2390575"/>
+                      <a:ext cx="5723999" cy="2370423"/>
                     </a:xfrm>
                     <a:prstGeom prst="rect">
                       <a:avLst/>

--- a/paper/word/supplementary_material.docx
+++ b/paper/word/supplementary_material.docx
@@ -197,11 +197,21 @@
         <m:sSub>
           <m:e>
             <m:r>
+              <w:rPr>
+                <w:rFonts w:ascii="Cambria Math" w:hAnsi="Cambria Math"/>
+                <w:sz w:val="15"/>
+                <w:szCs w:val="15"/>
+              </w:rPr>
               <m:t>C</m:t>
             </m:r>
           </m:e>
           <m:sub>
             <m:r>
+              <w:rPr>
+                <w:rFonts w:ascii="Cambria Math" w:hAnsi="Cambria Math"/>
+                <w:sz w:val="15"/>
+                <w:szCs w:val="15"/>
+              </w:rPr>
               <m:t>1</m:t>
             </m:r>
           </m:sub>
@@ -273,7 +283,7 @@
         <w:t xml:space="preserve"> </w:t>
       </w:r>
       <w:r>
-        <w:t xml:space="preserve">Day-ahead commitment methods in the plane of out-of-sample full delivery and daily benefit (Table 5): closed-loop back-test with sample-average, robust and cost-optimal commitments, and commitments from physical capability (perfect-recourse MILP, single-event capability).</w:t>
+        <w:t xml:space="preserve">Day-ahead commitment methods in the plane of out-of-sample full delivery and daily benefit (Table 6): closed-loop back-test with sample-average, robust and cost-optimal commitments, and commitments from physical capability (perfect-recourse MILP, single-event capability).</w:t>
       </w:r>
     </w:p>
     <w:p>
@@ -283,14 +293,14 @@
       <w:r>
         <w:drawing>
           <wp:inline>
-            <wp:extent cx="5695199" cy="2404233"/>
+            <wp:extent cx="5753100" cy="2382474"/>
             <wp:effectExtent b="0" l="0" r="0" t="0"/>
             <wp:docPr descr="" title="" id="27" name="Picture"/>
             <a:graphic>
               <a:graphicData uri="http://schemas.openxmlformats.org/drawingml/2006/picture">
                 <pic:pic>
                   <pic:nvPicPr>
-                    <pic:cNvPr descr="/home/user/datacenter/paper/figures/FigS3_call_uncertainty.png" id="28" name="Picture"/>
+                    <pic:cNvPr descr="/home/user/datacenter/paper/figures/FigS3_mechanism_bound.png" id="28" name="Picture"/>
                     <pic:cNvPicPr>
                       <a:picLocks noChangeArrowheads="1" noChangeAspect="1"/>
                     </pic:cNvPicPr>
@@ -304,7 +314,7 @@
                   <pic:spPr bwMode="auto">
                     <a:xfrm>
                       <a:off x="0" y="0"/>
-                      <a:ext cx="5695199" cy="2404233"/>
+                      <a:ext cx="5753100" cy="2382474"/>
                     </a:xfrm>
                     <a:prstGeom prst="rect">
                       <a:avLst/>
@@ -338,7 +348,7 @@
         <w:t xml:space="preserve"> </w:t>
       </w:r>
       <w:r>
-        <w:t xml:space="preserve">Event-call uncertainty (S3 with the third event called with probability 0.6 and confirmed 1 h ahead, 6 MW per event): (a) mean daily cost and (b) mean fulfilment on the days on which the third event is called or cancelled.</w:t>
+        <w:t xml:space="preserve">Proposition 1 on the DR day: deliverable capability of event B relative to its single-event capability versus the interval, for joint response and recovery, independent recovery, the independent post-event state with joint recovery and the bound (36), for (a) a 2-h first event and (b) a 2-h second event; (c) capability gain of joint recovery over the interval and the connection margin.</w:t>
       </w:r>
     </w:p>
     <w:p>
@@ -348,14 +358,14 @@
       <w:r>
         <w:drawing>
           <wp:inline>
-            <wp:extent cx="5695199" cy="2346337"/>
+            <wp:extent cx="5753100" cy="1986055"/>
             <wp:effectExtent b="0" l="0" r="0" t="0"/>
             <wp:docPr descr="" title="" id="30" name="Picture"/>
             <a:graphic>
               <a:graphicData uri="http://schemas.openxmlformats.org/drawingml/2006/picture">
                 <pic:pic>
                   <pic:nvPicPr>
-                    <pic:cNvPr descr="/home/user/datacenter/paper/figures/FigS4_rebound_policy.png" id="31" name="Picture"/>
+                    <pic:cNvPr descr="/home/user/datacenter/paper/figures/FigS4_proposition2_check.png" id="31" name="Picture"/>
                     <pic:cNvPicPr>
                       <a:picLocks noChangeArrowheads="1" noChangeAspect="1"/>
                     </pic:cNvPicPr>
@@ -369,7 +379,7 @@
                   <pic:spPr bwMode="auto">
                     <a:xfrm>
                       <a:off x="0" y="0"/>
-                      <a:ext cx="5695199" cy="2346337"/>
+                      <a:ext cx="5753100" cy="1986055"/>
                     </a:xfrm>
                     <a:prstGeom prst="rect">
                       <a:avLst/>
@@ -403,7 +413,7 @@
         <w:t xml:space="preserve"> </w:t>
       </w:r>
       <w:r>
-        <w:t xml:space="preserve">Post-event rebound as a policy parameter (S1, 6 MW, DR day): (a) cost under the Jiangsu rules alone versus the peak post-event rebound, (b) peak rebound versus the rebound assessment price.</w:t>
+        <w:t xml:space="preserve">Proposition 2: deliverable reduction of the next event versus the interval in the single-class model, closed form (lines) and discrete-time LP (markers), for lag bounds of 1, 1.5, 2 and 3 h.</w:t>
       </w:r>
     </w:p>
     <w:p>
@@ -413,150 +423,20 @@
       <w:r>
         <w:drawing>
           <wp:inline>
-            <wp:extent cx="5723999" cy="2370423"/>
+            <wp:extent cx="4017599" cy="3002531"/>
             <wp:effectExtent b="0" l="0" r="0" t="0"/>
             <wp:docPr descr="" title="" id="33" name="Picture"/>
             <a:graphic>
               <a:graphicData uri="http://schemas.openxmlformats.org/drawingml/2006/picture">
                 <pic:pic>
                   <pic:nvPicPr>
-                    <pic:cNvPr descr="/home/user/datacenter/paper/figures/FigS5_mechanism_bound.png" id="34" name="Picture"/>
+                    <pic:cNvPr descr="/home/user/datacenter/paper/figures/FigS5_shadow_prices.png" id="34" name="Picture"/>
                     <pic:cNvPicPr>
                       <a:picLocks noChangeArrowheads="1" noChangeAspect="1"/>
                     </pic:cNvPicPr>
                   </pic:nvPicPr>
                   <pic:blipFill>
                     <a:blip r:embed="rId32"/>
-                    <a:stretch>
-                      <a:fillRect/>
-                    </a:stretch>
-                  </pic:blipFill>
-                  <pic:spPr bwMode="auto">
-                    <a:xfrm>
-                      <a:off x="0" y="0"/>
-                      <a:ext cx="5723999" cy="2370423"/>
-                    </a:xfrm>
-                    <a:prstGeom prst="rect">
-                      <a:avLst/>
-                    </a:prstGeom>
-                    <a:noFill/>
-                    <a:ln w="9525">
-                      <a:noFill/>
-                      <a:headEnd/>
-                      <a:tailEnd/>
-                    </a:ln>
-                  </pic:spPr>
-                </pic:pic>
-              </a:graphicData>
-            </a:graphic>
-          </wp:inline>
-        </w:drawing>
-      </w:r>
-    </w:p>
-    <w:p>
-      <w:pPr>
-        <w:pStyle w:val="FigureCaption"/>
-      </w:pPr>
-      <w:r>
-        <w:rPr>
-          <w:bCs/>
-          <w:b/>
-        </w:rPr>
-        <w:t xml:space="preserve">Fig. S5.</w:t>
-      </w:r>
-      <w:r>
-        <w:t xml:space="preserve"> </w:t>
-      </w:r>
-      <w:r>
-        <w:t xml:space="preserve">Proposition 1 on the DR day: deliverable capability of event B relative to its single-event capability versus the interval, for joint response and recovery, independent recovery, the independent post-event state with joint recovery and the bound of Proposition 1, for (a) a 2-h first event and (b) a 2-h second event; (c) capability gain of joint recovery over the interval and the connection margin.</w:t>
-      </w:r>
-    </w:p>
-    <w:p>
-      <w:pPr>
-        <w:pStyle w:val="Figure"/>
-      </w:pPr>
-      <w:r>
-        <w:drawing>
-          <wp:inline>
-            <wp:extent cx="5723999" cy="1976009"/>
-            <wp:effectExtent b="0" l="0" r="0" t="0"/>
-            <wp:docPr descr="" title="" id="36" name="Picture"/>
-            <a:graphic>
-              <a:graphicData uri="http://schemas.openxmlformats.org/drawingml/2006/picture">
-                <pic:pic>
-                  <pic:nvPicPr>
-                    <pic:cNvPr descr="/home/user/datacenter/paper/figures/FigS6_proposition2_check.png" id="37" name="Picture"/>
-                    <pic:cNvPicPr>
-                      <a:picLocks noChangeArrowheads="1" noChangeAspect="1"/>
-                    </pic:cNvPicPr>
-                  </pic:nvPicPr>
-                  <pic:blipFill>
-                    <a:blip r:embed="rId35"/>
-                    <a:stretch>
-                      <a:fillRect/>
-                    </a:stretch>
-                  </pic:blipFill>
-                  <pic:spPr bwMode="auto">
-                    <a:xfrm>
-                      <a:off x="0" y="0"/>
-                      <a:ext cx="5723999" cy="1976009"/>
-                    </a:xfrm>
-                    <a:prstGeom prst="rect">
-                      <a:avLst/>
-                    </a:prstGeom>
-                    <a:noFill/>
-                    <a:ln w="9525">
-                      <a:noFill/>
-                      <a:headEnd/>
-                      <a:tailEnd/>
-                    </a:ln>
-                  </pic:spPr>
-                </pic:pic>
-              </a:graphicData>
-            </a:graphic>
-          </wp:inline>
-        </w:drawing>
-      </w:r>
-    </w:p>
-    <w:p>
-      <w:pPr>
-        <w:pStyle w:val="FigureCaption"/>
-      </w:pPr>
-      <w:r>
-        <w:rPr>
-          <w:bCs/>
-          <w:b/>
-        </w:rPr>
-        <w:t xml:space="preserve">Fig. S6.</w:t>
-      </w:r>
-      <w:r>
-        <w:t xml:space="preserve"> </w:t>
-      </w:r>
-      <w:r>
-        <w:t xml:space="preserve">Proposition 2: deliverable reduction of the next event versus the interval in the single-class model, closed form (lines) and discrete-time LP (markers), for lag bounds of 1, 1.5, 2 and 3 h.</w:t>
-      </w:r>
-    </w:p>
-    <w:p>
-      <w:pPr>
-        <w:pStyle w:val="Figure"/>
-      </w:pPr>
-      <w:r>
-        <w:drawing>
-          <wp:inline>
-            <wp:extent cx="4017599" cy="3002531"/>
-            <wp:effectExtent b="0" l="0" r="0" t="0"/>
-            <wp:docPr descr="" title="" id="39" name="Picture"/>
-            <a:graphic>
-              <a:graphicData uri="http://schemas.openxmlformats.org/drawingml/2006/picture">
-                <pic:pic>
-                  <pic:nvPicPr>
-                    <pic:cNvPr descr="/home/user/datacenter/paper/figures/FigS7_shadow_prices.png" id="40" name="Picture"/>
-                    <pic:cNvPicPr>
-                      <a:picLocks noChangeArrowheads="1" noChangeAspect="1"/>
-                    </pic:cNvPicPr>
-                  </pic:nvPicPr>
-                  <pic:blipFill>
-                    <a:blip r:embed="rId38"/>
                     <a:stretch>
                       <a:fillRect/>
                     </a:stretch>
@@ -592,20 +472,68 @@
           <w:bCs/>
           <w:b/>
         </w:rPr>
-        <w:t xml:space="preserve">Fig. S7.</w:t>
-      </w:r>
-      <w:r>
-        <w:t xml:space="preserve"> </w:t>
-      </w:r>
-      <w:r>
-        <w:t xml:space="preserve">Single channel price (Remark B.1): (a) dual of the electric balance (recovery-channel price) and TOU price; (b) duals of the backlog equations of the three classes, which coincide with the channel price when catch-up and recharge are both interior.</w:t>
+        <w:t xml:space="preserve">Fig. S5.</w:t>
+      </w:r>
+      <w:r>
+        <w:t xml:space="preserve"> </w:t>
+      </w:r>
+      <w:r>
+        <w:t xml:space="preserve">Single channel price (Proposition 3): (a) multiplier of the electric balance (channel price</w:t>
+      </w:r>
+      <w:r>
+        <w:t xml:space="preserve"> </w:t>
+      </w:r>
+      <m:oMath>
+        <m:sSubSup>
+          <m:e>
+            <m:r>
+              <w:rPr>
+                <w:rFonts w:ascii="Cambria Math" w:hAnsi="Cambria Math"/>
+                <w:sz w:val="15"/>
+                <w:szCs w:val="15"/>
+              </w:rPr>
+              <m:t>λ</m:t>
+            </m:r>
+          </m:e>
+          <m:sub>
+            <m:r>
+              <w:rPr>
+                <w:rFonts w:ascii="Cambria Math" w:hAnsi="Cambria Math"/>
+                <w:sz w:val="15"/>
+                <w:szCs w:val="15"/>
+              </w:rPr>
+              <m:t>t</m:t>
+            </m:r>
+          </m:sub>
+          <m:sup>
+            <m:r>
+              <w:rPr>
+                <w:rFonts w:ascii="Cambria Math" w:hAnsi="Cambria Math"/>
+                <w:sz w:val="15"/>
+                <w:szCs w:val="15"/>
+              </w:rPr>
+              <m:t>e</m:t>
+            </m:r>
+            <m:r>
+              <w:rPr>
+                <w:rFonts w:ascii="Cambria Math" w:hAnsi="Cambria Math"/>
+                <w:sz w:val="15"/>
+                <w:szCs w:val="15"/>
+              </w:rPr>
+              <m:t>l</m:t>
+            </m:r>
+          </m:sup>
+        </m:sSubSup>
+      </m:oMath>
+      <w:r>
+        <w:t xml:space="preserve">) and TOU price; (b) multipliers of the backlog balances of the three classes, which coincide with the channel price when catch-up and recharge are both interior.</w:t>
       </w:r>
     </w:p>
     <w:sectPr>
-      <w:footerReference r:id="rId9" w:type="default"/>
+      <w:footerReference r:id="rId10" w:type="default"/>
+      <w:type w:val="nextPage"/>
       <w:pgSz w:h="16838" w:w="11906"/>
-      <w:pgMar w:bottom="1418" w:footer="709" w:gutter="0" w:header="709" w:left="1418" w:right="1418" w:top="1418"/>
-      <w:lnNumType w:countBy="1" w:distance="284" w:restart="continuous"/>
+      <w:pgMar w:bottom="1077" w:footer="510" w:gutter="0" w:header="567" w:left="1418" w:right="1418" w:top="1077"/>
       <w:cols w:space="708"/>
     </w:sectPr>
   </w:body>
@@ -620,23 +548,46 @@
 <w:ftr xmlns:w="http://schemas.openxmlformats.org/wordprocessingml/2006/main" xmlns:r="http://schemas.openxmlformats.org/officeDocument/2006/relationships">
   <w:p>
     <w:pPr>
-      <w:suppressLineNumbers/>
       <w:spacing w:before="0" w:after="0" w:line="240" w:lineRule="auto"/>
       <w:jc w:val="center"/>
+      <w:rPr>
+        <w:sz w:val="16"/>
+        <w:szCs w:val="16"/>
+      </w:rPr>
     </w:pPr>
     <w:r>
+      <w:rPr>
+        <w:sz w:val="16"/>
+        <w:szCs w:val="16"/>
+      </w:rPr>
       <w:fldChar w:fldCharType="begin"/>
     </w:r>
     <w:r>
+      <w:rPr>
+        <w:sz w:val="16"/>
+        <w:szCs w:val="16"/>
+      </w:rPr>
       <w:instrText xml:space="preserve"> PAGE </w:instrText>
     </w:r>
     <w:r>
+      <w:rPr>
+        <w:sz w:val="16"/>
+        <w:szCs w:val="16"/>
+      </w:rPr>
       <w:fldChar w:fldCharType="separate"/>
     </w:r>
     <w:r>
+      <w:rPr>
+        <w:sz w:val="16"/>
+        <w:szCs w:val="16"/>
+      </w:rPr>
       <w:t>1</w:t>
     </w:r>
     <w:r>
+      <w:rPr>
+        <w:sz w:val="16"/>
+        <w:szCs w:val="16"/>
+      </w:rPr>
       <w:fldChar w:fldCharType="end"/>
     </w:r>
   </w:p>
@@ -660,6 +611,26 @@
     </w:p>
   </w:footnote>
 </w:footnotes>
+</file>
+
+<file path=word/header1.xml><?xml version="1.0" encoding="utf-8"?>
+<w:hdr xmlns:w="http://schemas.openxmlformats.org/wordprocessingml/2006/main" xmlns:r="http://schemas.openxmlformats.org/officeDocument/2006/relationships">
+  <w:p>
+    <w:pPr>
+      <w:spacing w:before="0" w:after="0" w:line="240" w:lineRule="auto"/>
+      <w:jc w:val="left"/>
+    </w:pPr>
+    <w:r>
+      <w:rPr>
+        <w:i/>
+        <w:iCs/>
+        <w:sz w:val="15"/>
+        <w:szCs w:val="15"/>
+      </w:rPr>
+      <w:t>Recovery-aware scheduling for consecutive demand response of AI data centers</w:t>
+    </w:r>
+  </w:p>
+</w:hdr>
 </file>
 
 <file path=word/numbering.xml><?xml version="1.0" encoding="utf-8"?>
@@ -751,15 +722,15 @@
   <w:docDefaults>
     <w:rPrDefault>
       <w:rPr>
-        <w:rFonts w:ascii="Times New Roman" w:cs="Times New Roman" w:eastAsia="Times New Roman" w:hAnsi="Times New Roman"/>
-        <w:sz w:val="24"/>
-        <w:szCs w:val="24"/>
+        <w:rFonts w:ascii="Cambria" w:cs="Cambria" w:eastAsia="Cambria" w:hAnsi="Cambria"/>
+        <w:sz w:val="19"/>
+        <w:szCs w:val="19"/>
         <w:lang w:bidi="ar-SA" w:eastAsia="zh-CN" w:val="en-GB"/>
       </w:rPr>
     </w:rPrDefault>
     <w:pPrDefault>
       <w:pPr>
-        <w:spacing w:after="0" w:before="0" w:line="480" w:lineRule="auto"/>
+        <w:spacing w:after="0" w:before="0" w:line="240" w:lineRule="auto"/>
       </w:pPr>
     </w:pPrDefault>
   </w:docDefaults>
@@ -773,7 +744,8 @@
     <w:basedOn w:val="Normal"/>
     <w:qFormat/>
     <w:pPr>
-      <w:spacing w:after="0" w:before="0" w:line="480" w:lineRule="auto"/>
+      <w:spacing w:after="0" w:before="0" w:line="240" w:lineRule="auto"/>
+      <w:ind w:firstLine="227"/>
       <w:jc w:val="both"/>
     </w:pPr>
   </w:style>
@@ -782,12 +754,16 @@
     <w:basedOn w:val="BodyText"/>
     <w:next w:val="BodyText"/>
     <w:qFormat/>
+    <w:pPr>
+      <w:ind w:firstLine="0"/>
+    </w:pPr>
   </w:style>
   <w:style w:customStyle="1" w:styleId="Compact" w:type="paragraph">
     <w:name w:val="Compact"/>
     <w:basedOn w:val="BodyText"/>
     <w:qFormat/>
     <w:pPr>
+      <w:ind w:firstLine="0"/>
       <w:jc w:val="left"/>
     </w:pPr>
   </w:style>
@@ -798,12 +774,10 @@
     <w:qFormat/>
     <w:pPr>
       <w:keepNext/>
-      <w:spacing w:after="360" w:before="0" w:line="360" w:lineRule="auto"/>
-      <w:jc w:val="center"/>
-    </w:pPr>
-    <w:rPr>
-      <w:b/>
-      <w:bCs/>
+      <w:spacing w:after="200" w:before="120" w:line="252" w:lineRule="auto"/>
+      <w:jc w:val="left"/>
+    </w:pPr>
+    <w:rPr>
       <w:sz w:val="32"/>
       <w:szCs w:val="32"/>
     </w:rPr>
@@ -814,14 +788,14 @@
     <w:next w:val="BodyText"/>
     <w:qFormat/>
     <w:pPr>
-      <w:spacing w:after="360" w:before="0" w:line="360" w:lineRule="auto"/>
-      <w:jc w:val="center"/>
+      <w:spacing w:after="240" w:before="0" w:line="240" w:lineRule="auto"/>
+      <w:jc w:val="left"/>
     </w:pPr>
     <w:rPr>
       <w:i/>
       <w:iCs/>
-      <w:sz w:val="24"/>
-      <w:szCs w:val="24"/>
+      <w:sz w:val="22"/>
+      <w:szCs w:val="22"/>
     </w:rPr>
   </w:style>
   <w:style w:customStyle="1" w:styleId="Author" w:type="paragraph">
@@ -830,9 +804,13 @@
     <w:next w:val="BodyText"/>
     <w:qFormat/>
     <w:pPr>
-      <w:spacing w:after="120" w:before="0" w:line="360" w:lineRule="auto"/>
-      <w:jc w:val="center"/>
-    </w:pPr>
+      <w:spacing w:after="60" w:before="0" w:line="240" w:lineRule="auto"/>
+      <w:jc w:val="left"/>
+    </w:pPr>
+    <w:rPr>
+      <w:sz w:val="22"/>
+      <w:szCs w:val="22"/>
+    </w:rPr>
   </w:style>
   <w:style w:styleId="Date" w:type="paragraph">
     <w:name w:val="Date"/>
@@ -851,82 +829,100 @@
     <w:qFormat/>
     <w:pPr>
       <w:keepNext/>
-      <w:spacing w:after="120" w:before="240" w:line="276" w:lineRule="auto"/>
+      <w:keepLines/>
+      <w:jc w:val="center"/>
+      <w:spacing w:after="0" w:before="300"/>
+    </w:pPr>
+    <w:rPr>
+      <w:sz w:val="20"/>
+      <w:szCs w:val="20"/>
+      <w:b/>
+      <w:color w:val="345A8A"/>
+      &gt;
+    </w:rPr>
+  </w:style>
+  <w:style w:customStyle="1" w:styleId="Abstract" w:type="paragraph">
+    <w:name w:val="Abstract"/>
+    <w:basedOn w:val="Normal"/>
+    <w:next w:val="BodyText"/>
+    <w:qFormat/>
+    <w:pPr>
+      <w:keepNext/>
+      <w:keepLines/>
+      <w:spacing w:after="300" w:before="100"/>
+    </w:pPr>
+    <w:rPr>
+      <w:sz w:val="20"/>
+      <w:szCs w:val="20"/>
+    </w:rPr>
+  </w:style>
+  <w:style w:styleId="Bibliography" w:type="paragraph">
+    <w:name w:val="Bibliography"/>
+    <w:basedOn w:val="Normal"/>
+    <w:next w:val="Bibliography"/>
+    <w:qFormat/>
+    <w:pPr>
+      <w:spacing w:after="20" w:before="0" w:line="240" w:lineRule="auto"/>
+      <w:ind w:hanging="397" w:left="397"/>
+      <w:jc w:val="left"/>
+    </w:pPr>
+    <w:rPr>
+      <w:sz w:val="15"/>
+      <w:szCs w:val="15"/>
+    </w:rPr>
+  </w:style>
+  <w:style w:styleId="Heading1" w:type="paragraph">
+    <w:name w:val="Heading 1"/>
+    <w:basedOn w:val="Normal"/>
+    <w:next w:val="FirstParagraph"/>
+    <w:qFormat/>
+    <w:pPr>
+      <w:keepNext/>
+      <w:keepLines/>
+      <w:spacing w:after="100" w:before="240" w:line="240" w:lineRule="auto"/>
+      <w:outlineLvl w:val="0"/>
     </w:pPr>
     <w:rPr>
       <w:b/>
       <w:bCs/>
-    </w:rPr>
-  </w:style>
-  <w:style w:customStyle="1" w:styleId="Abstract" w:type="paragraph">
-    <w:name w:val="Abstract"/>
-    <w:basedOn w:val="BodyText"/>
-    <w:qFormat/>
-  </w:style>
-  <w:style w:styleId="Bibliography" w:type="paragraph">
-    <w:name w:val="Bibliography"/>
-    <w:basedOn w:val="Normal"/>
-    <w:next w:val="Bibliography"/>
-    <w:qFormat/>
-    <w:pPr>
-      <w:spacing w:after="0" w:before="0" w:line="480" w:lineRule="auto"/>
-      <w:ind w:hanging="567" w:left="567"/>
-    </w:pPr>
-  </w:style>
-  <w:style w:styleId="Heading1" w:type="paragraph">
-    <w:name w:val="Heading 1"/>
-    <w:basedOn w:val="Normal"/>
-    <w:next w:val="BodyText"/>
+      <w:sz w:val="19"/>
+      <w:szCs w:val="19"/>
+    </w:rPr>
+  </w:style>
+  <w:style w:styleId="Heading2" w:type="paragraph">
+    <w:name w:val="Heading 2"/>
+    <w:basedOn w:val="Normal"/>
+    <w:next w:val="FirstParagraph"/>
     <w:qFormat/>
     <w:pPr>
       <w:keepNext/>
       <w:keepLines/>
-      <w:spacing w:after="120" w:before="360" w:line="276" w:lineRule="auto"/>
-      <w:outlineLvl w:val="0"/>
-    </w:pPr>
-    <w:rPr>
-      <w:b/>
-      <w:bCs/>
-      <w:sz w:val="24"/>
-      <w:szCs w:val="24"/>
-    </w:rPr>
-  </w:style>
-  <w:style w:styleId="Heading2" w:type="paragraph">
-    <w:name w:val="Heading 2"/>
-    <w:basedOn w:val="Normal"/>
-    <w:next w:val="BodyText"/>
+      <w:spacing w:after="80" w:before="180" w:line="240" w:lineRule="auto"/>
+      <w:outlineLvl w:val="1"/>
+    </w:pPr>
+    <w:rPr>
+      <w:i/>
+      <w:iCs/>
+      <w:sz w:val="19"/>
+      <w:szCs w:val="19"/>
+    </w:rPr>
+  </w:style>
+  <w:style w:styleId="Heading3" w:type="paragraph">
+    <w:name w:val="Heading 3"/>
+    <w:basedOn w:val="Normal"/>
+    <w:next w:val="FirstParagraph"/>
     <w:qFormat/>
     <w:pPr>
       <w:keepNext/>
       <w:keepLines/>
-      <w:spacing w:after="120" w:before="240" w:line="276" w:lineRule="auto"/>
-      <w:outlineLvl w:val="1"/>
-    </w:pPr>
-    <w:rPr>
-      <w:b/>
-      <w:bCs/>
+      <w:spacing w:after="60" w:before="140" w:line="240" w:lineRule="auto"/>
+      <w:outlineLvl w:val="2"/>
+    </w:pPr>
+    <w:rPr>
       <w:i/>
       <w:iCs/>
-      <w:sz w:val="24"/>
-      <w:szCs w:val="24"/>
-    </w:rPr>
-  </w:style>
-  <w:style w:styleId="Heading3" w:type="paragraph">
-    <w:name w:val="Heading 3"/>
-    <w:basedOn w:val="Normal"/>
-    <w:next w:val="BodyText"/>
-    <w:qFormat/>
-    <w:pPr>
-      <w:keepNext/>
-      <w:keepLines/>
-      <w:spacing w:after="60" w:before="240" w:line="276" w:lineRule="auto"/>
-      <w:outlineLvl w:val="2"/>
-    </w:pPr>
-    <w:rPr>
-      <w:i/>
-      <w:iCs/>
-      <w:sz w:val="24"/>
-      <w:szCs w:val="24"/>
+      <w:sz w:val="19"/>
+      <w:szCs w:val="19"/>
     </w:rPr>
   </w:style>
   <w:style w:styleId="Heading4" w:type="paragraph">
@@ -1067,10 +1063,14 @@
   <w:style w:styleId="FootnoteText" w:type="paragraph">
     <w:name w:val="Footnote Text"/>
     <w:basedOn w:val="Normal"/>
-    <w:next w:val="FootnoteText"/>
-    <w:uiPriority w:val="9"/>
-    <w:unhideWhenUsed/>
-    <w:qFormat/>
+    <w:qFormat/>
+    <w:pPr>
+      <w:spacing w:after="0" w:before="0" w:line="240" w:lineRule="auto"/>
+    </w:pPr>
+    <w:rPr>
+      <w:sz w:val="15"/>
+      <w:szCs w:val="15"/>
+    </w:rPr>
   </w:style>
   <w:style w:default="1" w:styleId="DefaultParagraphFont" w:type="character">
     <w:name w:val="Default Paragraph Font"/>
@@ -1084,14 +1084,14 @@
     <w:tblPr>
       <w:tblInd w:type="dxa" w:w="0"/>
       <w:tblBorders>
-        <w:top w:color="000000" w:space="0" w:sz="8" w:val="single"/>
-        <w:bottom w:color="000000" w:space="0" w:sz="8" w:val="single"/>
+        <w:top w:color="000000" w:space="0" w:sz="6" w:val="single"/>
+        <w:bottom w:color="000000" w:space="0" w:sz="6" w:val="single"/>
       </w:tblBorders>
       <w:tblCellMar>
         <w:top w:type="dxa" w:w="0"/>
-        <w:left w:type="dxa" w:w="85"/>
+        <w:left w:type="dxa" w:w="57"/>
         <w:bottom w:type="dxa" w:w="0"/>
-        <w:right w:type="dxa" w:w="85"/>
+        <w:right w:type="dxa" w:w="57"/>
       </w:tblCellMar>
     </w:tblPr>
     <w:tblStylePr w:type="firstRow">
@@ -1124,12 +1124,12 @@
     <w:basedOn w:val="Normal"/>
     <w:qFormat/>
     <w:pPr>
-      <w:spacing w:after="120" w:before="0" w:line="276" w:lineRule="auto"/>
+      <w:spacing w:after="0" w:before="0" w:line="240" w:lineRule="auto"/>
       <w:jc w:val="both"/>
     </w:pPr>
     <w:rPr>
-      <w:sz w:val="22"/>
-      <w:szCs w:val="22"/>
+      <w:sz w:val="15"/>
+      <w:szCs w:val="15"/>
     </w:rPr>
   </w:style>
   <w:style w:customStyle="1" w:styleId="TableCaption" w:type="paragraph">
@@ -1138,7 +1138,8 @@
     <w:qFormat/>
     <w:pPr>
       <w:keepNext/>
-      <w:spacing w:after="120" w:before="240" w:line="276" w:lineRule="auto"/>
+      <w:spacing w:after="60" w:before="120" w:line="240" w:lineRule="auto"/>
+      <w:jc w:val="left"/>
     </w:pPr>
   </w:style>
   <w:style w:customStyle="1" w:styleId="ImageCaption" w:type="paragraph">
@@ -1152,7 +1153,7 @@
     <w:qFormat/>
     <w:pPr>
       <w:keepNext/>
-      <w:spacing w:after="60" w:before="240" w:line="240" w:lineRule="auto"/>
+      <w:spacing w:after="0" w:before="0" w:line="240" w:lineRule="auto"/>
       <w:jc w:val="center"/>
     </w:pPr>
   </w:style>
@@ -1190,7 +1191,7 @@
     <w:basedOn w:val="DefaultParagraphFont"/>
     <w:qFormat/>
     <w:rPr>
-      <w:color w:val="1F4E79"/>
+      <w:color w:val="1F6FB4"/>
     </w:rPr>
   </w:style>
   <w:style w:styleId="TOCHeading" w:type="paragraph">
@@ -1211,12 +1212,91 @@
       <w:color w:themeColor="accent1" w:themeShade="BF" w:val="365F91"/>
     </w:rPr>
   </w:style>
+  <w:style w:customStyle="1" w:styleId="Affiliation" w:type="paragraph">
+    <w:name w:val="Affiliation"/>
+    <w:basedOn w:val="Normal"/>
+    <w:next w:val="BodyText"/>
+    <w:qFormat/>
+    <w:pPr>
+      <w:spacing w:after="40" w:before="0" w:line="240" w:lineRule="auto"/>
+      <w:jc w:val="left"/>
+    </w:pPr>
+    <w:rPr>
+      <w:sz w:val="15"/>
+      <w:szCs w:val="15"/>
+    </w:rPr>
+  </w:style>
+  <w:style w:customStyle="1" w:styleId="FrontHead" w:type="paragraph">
+    <w:name w:val="Front Head"/>
+    <w:basedOn w:val="Normal"/>
+    <w:next w:val="BodyText"/>
+    <w:qFormat/>
+    <w:pPr>
+      <w:keepNext/>
+      <w:spacing w:after="60" w:before="160" w:line="240" w:lineRule="auto"/>
+    </w:pPr>
+    <w:rPr>
+      <w:caps/>
+      <w:spacing w:val="30"/>
+      <w:sz w:val="15"/>
+      <w:szCs w:val="15"/>
+    </w:rPr>
+  </w:style>
+  <w:style w:customStyle="1" w:styleId="FrontText" w:type="paragraph">
+    <w:name w:val="Front Text"/>
+    <w:basedOn w:val="BodyText"/>
+    <w:qFormat/>
+    <w:pPr>
+      <w:ind w:firstLine="0"/>
+      <w:spacing w:after="0" w:before="0" w:line="240" w:lineRule="auto"/>
+    </w:pPr>
+    <w:rPr>
+      <w:sz w:val="17"/>
+      <w:szCs w:val="17"/>
+    </w:rPr>
+  </w:style>
+  <w:style w:customStyle="1" w:styleId="HighlightItem" w:type="paragraph">
+    <w:name w:val="Highlight Item"/>
+    <w:basedOn w:val="BodyText"/>
+    <w:qFormat/>
+    <w:pPr>
+      <w:ind w:firstLine="0" w:hanging="170" w:left="170"/>
+      <w:jc w:val="left"/>
+    </w:pPr>
+    <w:rPr>
+      <w:sz w:val="16"/>
+      <w:szCs w:val="16"/>
+    </w:rPr>
+  </w:style>
+  <w:style w:customStyle="1" w:styleId="Rule" w:type="paragraph">
+    <w:name w:val="Rule"/>
+    <w:basedOn w:val="Normal"/>
+    <w:qFormat/>
+    <w:pPr>
+      <w:spacing w:after="40" w:before="40" w:line="240" w:lineRule="auto"/>
+      <w:pBdr>
+        <w:bottom w:color="7F7F7F" w:space="0" w:sz="4" w:val="single"/>
+      </w:pBdr>
+    </w:pPr>
+    <w:rPr>
+      <w:sz w:val="8"/>
+      <w:szCs w:val="8"/>
+    </w:rPr>
+  </w:style>
   <w:style w:customStyle="1" w:styleId="FigureCaption" w:type="paragraph">
     <w:name w:val="Figure Caption"/>
     <w:basedOn w:val="Caption"/>
     <w:qFormat/>
     <w:pPr>
-      <w:spacing w:after="240" w:before="60" w:line="276" w:lineRule="auto"/>
+      <w:spacing w:after="0" w:before="60" w:line="240" w:lineRule="auto"/>
+    </w:pPr>
+  </w:style>
+  <w:style w:customStyle="1" w:styleId="FigureCaptionCentered" w:type="paragraph">
+    <w:name w:val="Figure Caption Centered"/>
+    <w:basedOn w:val="FigureCaption"/>
+    <w:qFormat/>
+    <w:pPr>
+      <w:jc w:val="center"/>
     </w:pPr>
   </w:style>
   <w:style w:customStyle="1" w:styleId="Equation" w:type="paragraph">
@@ -1226,10 +1306,10 @@
     <w:pPr>
       <w:keepLines/>
       <w:tabs>
-        <w:tab w:pos="4535" w:val="center"/>
+        <w:tab w:pos="284" w:val="left"/>
         <w:tab w:pos="9070" w:val="right"/>
       </w:tabs>
-      <w:spacing w:after="120" w:before="120" w:line="276" w:lineRule="auto"/>
+      <w:spacing w:after="80" w:before="80" w:line="240" w:lineRule="auto"/>
     </w:pPr>
   </w:style>
   <w:style w:customStyle="1" w:styleId="TableText" w:type="paragraph">
@@ -1237,12 +1317,42 @@
     <w:basedOn w:val="Normal"/>
     <w:qFormat/>
     <w:pPr>
-      <w:spacing w:after="20" w:before="20" w:line="240" w:lineRule="auto"/>
+      <w:spacing w:after="10" w:before="10" w:line="240" w:lineRule="auto"/>
       <w:jc w:val="left"/>
     </w:pPr>
     <w:rPr>
-      <w:sz w:val="20"/>
-      <w:szCs w:val="20"/>
+      <w:sz w:val="15"/>
+      <w:szCs w:val="15"/>
+    </w:rPr>
+  </w:style>
+  <w:style w:customStyle="1" w:styleId="TableNote" w:type="paragraph">
+    <w:name w:val="Table Note"/>
+    <w:basedOn w:val="BodyText"/>
+    <w:qFormat/>
+    <w:pPr>
+      <w:ind w:firstLine="0"/>
+      <w:spacing w:after="0" w:before="40" w:line="240" w:lineRule="auto"/>
+    </w:pPr>
+    <w:rPr>
+      <w:sz w:val="14"/>
+      <w:szCs w:val="14"/>
+    </w:rPr>
+  </w:style>
+  <w:style w:customStyle="1" w:styleId="NomHead" w:type="paragraph">
+    <w:name w:val="Nomenclature Head"/>
+    <w:basedOn w:val="BodyText"/>
+    <w:next w:val="BodyText"/>
+    <w:qFormat/>
+    <w:pPr>
+      <w:keepNext/>
+      <w:ind w:firstLine="0"/>
+      <w:spacing w:after="20" w:before="100" w:line="240" w:lineRule="auto"/>
+    </w:pPr>
+    <w:rPr>
+      <w:i/>
+      <w:iCs/>
+      <w:sz w:val="17"/>
+      <w:szCs w:val="17"/>
     </w:rPr>
   </w:style>
   <w:style w:customStyle="1" w:styleId="Placeholder" w:type="character">

--- a/paper/word/supplementary_material.docx
+++ b/paper/word/supplementary_material.docx
@@ -133,7 +133,7 @@
       <w:r>
         <w:drawing>
           <wp:inline>
-            <wp:extent cx="5576399" cy="3242234"/>
+            <wp:extent cx="5590799" cy="3255711"/>
             <wp:effectExtent b="0" l="0" r="0" t="0"/>
             <wp:docPr descr="" title="" id="21" name="Picture"/>
             <a:graphic>
@@ -154,7 +154,7 @@
                   <pic:spPr bwMode="auto">
                     <a:xfrm>
                       <a:off x="0" y="0"/>
-                      <a:ext cx="5576399" cy="3242234"/>
+                      <a:ext cx="5590799" cy="3255711"/>
                     </a:xfrm>
                     <a:prstGeom prst="rect">
                       <a:avLst/>
@@ -228,7 +228,7 @@
       <w:r>
         <w:drawing>
           <wp:inline>
-            <wp:extent cx="5648399" cy="2715987"/>
+            <wp:extent cx="5651999" cy="2716252"/>
             <wp:effectExtent b="0" l="0" r="0" t="0"/>
             <wp:docPr descr="" title="" id="24" name="Picture"/>
             <a:graphic>
@@ -249,7 +249,7 @@
                   <pic:spPr bwMode="auto">
                     <a:xfrm>
                       <a:off x="0" y="0"/>
-                      <a:ext cx="5648399" cy="2715987"/>
+                      <a:ext cx="5651999" cy="2716252"/>
                     </a:xfrm>
                     <a:prstGeom prst="rect">
                       <a:avLst/>
@@ -283,7 +283,7 @@
         <w:t xml:space="preserve"> </w:t>
       </w:r>
       <w:r>
-        <w:t xml:space="preserve">Day-ahead commitment methods in the plane of out-of-sample full delivery and daily benefit (Table 6): closed-loop back-test with sample-average, robust and cost-optimal commitments, and commitments from physical capability (perfect-recourse MILP, single-event capability).</w:t>
+        <w:t xml:space="preserve">Day-ahead commitment methods in the plane of out-of-sample full delivery and daily benefit (Table 8): closed-loop back-test with sample-average, robust and cost-optimal commitments, and commitments from physical capability (perfect-recourse MILP, single-event capability).</w:t>
       </w:r>
     </w:p>
     <w:p>
@@ -348,7 +348,7 @@
         <w:t xml:space="preserve"> </w:t>
       </w:r>
       <w:r>
-        <w:t xml:space="preserve">Proposition 1 on the DR day: deliverable capability of event B relative to its single-event capability versus the interval, for joint response and recovery, independent recovery, the independent post-event state with joint recovery and the bound (36), for (a) a 2-h first event and (b) a 2-h second event; (c) capability gain of joint recovery over the interval and the connection margin.</w:t>
+        <w:t xml:space="preserve">Proposition 1 on the DR day: deliverable capability of event B relative to its single-event capability versus the interval, for joint response and recovery, independent recovery, the independent post-event state with joint recovery and the bound (38), for (a) a 2-h first event and (b) a 2-h second event; (c) capability gain of joint recovery over the interval and the connection margin.</w:t>
       </w:r>
     </w:p>
     <w:p>
@@ -527,6 +527,174 @@
       </m:oMath>
       <w:r>
         <w:t xml:space="preserve">) and TOU price; (b) multipliers of the backlog balances of the three classes, which coincide with the channel price when catch-up and recharge are both interior.</w:t>
+      </w:r>
+    </w:p>
+    <w:p>
+      <w:pPr>
+        <w:pStyle w:val="Figure"/>
+      </w:pPr>
+      <w:r>
+        <w:drawing>
+          <wp:inline>
+            <wp:extent cx="5626799" cy="2042229"/>
+            <wp:effectExtent b="0" l="0" r="0" t="0"/>
+            <wp:docPr descr="" title="" id="36" name="Picture"/>
+            <a:graphic>
+              <a:graphicData uri="http://schemas.openxmlformats.org/drawingml/2006/picture">
+                <pic:pic>
+                  <pic:nvPicPr>
+                    <pic:cNvPr descr="/home/user/datacenter/paper/figures/FigS6_channel.png" id="37" name="Picture"/>
+                    <pic:cNvPicPr>
+                      <a:picLocks noChangeArrowheads="1" noChangeAspect="1"/>
+                    </pic:cNvPicPr>
+                  </pic:nvPicPr>
+                  <pic:blipFill>
+                    <a:blip r:embed="rId35"/>
+                    <a:stretch>
+                      <a:fillRect/>
+                    </a:stretch>
+                  </pic:blipFill>
+                  <pic:spPr bwMode="auto">
+                    <a:xfrm>
+                      <a:off x="0" y="0"/>
+                      <a:ext cx="5626799" cy="2042229"/>
+                    </a:xfrm>
+                    <a:prstGeom prst="rect">
+                      <a:avLst/>
+                    </a:prstGeom>
+                    <a:noFill/>
+                    <a:ln w="9525">
+                      <a:noFill/>
+                      <a:headEnd/>
+                      <a:tailEnd/>
+                    </a:ln>
+                  </pic:spPr>
+                </pic:pic>
+              </a:graphicData>
+            </a:graphic>
+          </wp:inline>
+        </w:drawing>
+      </w:r>
+    </w:p>
+    <w:p>
+      <w:pPr>
+        <w:pStyle w:val="FigureCaption"/>
+      </w:pPr>
+      <w:r>
+        <w:rPr>
+          <w:bCs/>
+          <w:b/>
+        </w:rPr>
+        <w:t xml:space="preserve">Fig. S6.</w:t>
+      </w:r>
+      <w:r>
+        <w:t xml:space="preserve"> </w:t>
+      </w:r>
+      <w:r>
+        <w:t xml:space="preserve">Nominal recovery channel (1), measured against the baseline, versus the actual channel (2), measured against the no-DR import of the realised day, on the 26 operating days: (a) event interval of S1 (1 h) and S2 (30 min); (b) two hours after the last event; (c) energy that JR-D draws through the channel in the interval at 7 MW (grid import above the no-DR operation) versus the actual channel.</w:t>
+      </w:r>
+    </w:p>
+    <w:p>
+      <w:pPr>
+        <w:pStyle w:val="Figure"/>
+      </w:pPr>
+      <w:r>
+        <w:drawing>
+          <wp:inline>
+            <wp:extent cx="5753100" cy="3368557"/>
+            <wp:effectExtent b="0" l="0" r="0" t="0"/>
+            <wp:docPr descr="" title="" id="39" name="Picture"/>
+            <a:graphic>
+              <a:graphicData uri="http://schemas.openxmlformats.org/drawingml/2006/picture">
+                <pic:pic>
+                  <pic:nvPicPr>
+                    <pic:cNvPr descr="/home/user/datacenter/paper/figures/FigS7_uncertainty_rebound.png" id="40" name="Picture"/>
+                    <pic:cNvPicPr>
+                      <a:picLocks noChangeArrowheads="1" noChangeAspect="1"/>
+                    </pic:cNvPicPr>
+                  </pic:nvPicPr>
+                  <pic:blipFill>
+                    <a:blip r:embed="rId38"/>
+                    <a:stretch>
+                      <a:fillRect/>
+                    </a:stretch>
+                  </pic:blipFill>
+                  <pic:spPr bwMode="auto">
+                    <a:xfrm>
+                      <a:off x="0" y="0"/>
+                      <a:ext cx="5753100" cy="3368557"/>
+                    </a:xfrm>
+                    <a:prstGeom prst="rect">
+                      <a:avLst/>
+                    </a:prstGeom>
+                    <a:noFill/>
+                    <a:ln w="9525">
+                      <a:noFill/>
+                      <a:headEnd/>
+                      <a:tailEnd/>
+                    </a:ln>
+                  </pic:spPr>
+                </pic:pic>
+              </a:graphicData>
+            </a:graphic>
+          </wp:inline>
+        </w:drawing>
+      </w:r>
+    </w:p>
+    <w:p>
+      <w:pPr>
+        <w:pStyle w:val="FigureCaption"/>
+      </w:pPr>
+      <w:r>
+        <w:rPr>
+          <w:bCs/>
+          <w:b/>
+        </w:rPr>
+        <w:t xml:space="preserve">Fig. S7.</w:t>
+      </w:r>
+      <w:r>
+        <w:t xml:space="preserve"> </w:t>
+      </w:r>
+      <w:r>
+        <w:t xml:space="preserve">Event-call uncertainty and post-event rebound. (a, b) S4-U, third event called with probability 0.6 and confirmed 1 h ahead, 6 MW per event: (a) mean daily cost and (b) mean fulfilment on the days on which the third event is called or cancelled. (c, d) Rebound assessment as a policy parameter (S1, 6 MW, DR day): (c) cost under the Jiangsu rules alone versus the peak post-event rebound; (d) peak rebound versus the assessment price</w:t>
+      </w:r>
+      <w:r>
+        <w:t xml:space="preserve"> </w:t>
+      </w:r>
+      <m:oMath>
+        <m:sSup>
+          <m:e>
+            <m:r>
+              <w:rPr>
+                <w:rFonts w:ascii="Cambria Math" w:hAnsi="Cambria Math"/>
+                <w:sz w:val="15"/>
+                <w:szCs w:val="15"/>
+              </w:rPr>
+              <m:t>c</m:t>
+            </m:r>
+          </m:e>
+          <m:sup>
+            <m:r>
+              <w:rPr>
+                <w:rFonts w:ascii="Cambria Math" w:hAnsi="Cambria Math"/>
+                <w:sz w:val="15"/>
+                <w:szCs w:val="15"/>
+              </w:rPr>
+              <m:t>r</m:t>
+            </m:r>
+            <m:r>
+              <w:rPr>
+                <w:rFonts w:ascii="Cambria Math" w:hAnsi="Cambria Math"/>
+                <w:sz w:val="15"/>
+                <w:szCs w:val="15"/>
+              </w:rPr>
+              <m:t>b</m:t>
+            </m:r>
+          </m:sup>
+        </m:sSup>
+      </m:oMath>
+      <w:r>
+        <w:t xml:space="preserve">.</w:t>
       </w:r>
     </w:p>
     <w:sectPr>
